--- a/contracts/PECH_SCHEDULE_B_TEMPLATES.docx
+++ b/contracts/PECH_SCHEDULE_B_TEMPLATES.docx
@@ -58,27 +58,43 @@
         <w:spacing w:after="0"/>
       </w:pPr>
     </w:p>
-    <w:bookmarkStart w:id="186" w:name="pech-group-holdings-ltd"/>
-    <w:p>
-      <w:pPr>
-        <w:pStyle w:val="Heading1"/>
-        <w:rPr>
-          <w:color w:val="0099CC"/>
-        </w:rPr>
-        <w:pBdr>
-          <w:bottom w:val="single" w:sz="18" w:space="2" w:color="F5A623"/>
-        </w:pBdr>
-      </w:pPr>
-      <w:r>
-        <w:rPr>
-          <w:b/>
-          <w:color w:val="0099CC"/>
-          <w:sz w:val="44"/>
-        </w:rPr>
-        <w:t xml:space="preserve">PECH GROUP HOLDINGS LTD</w:t>
-      </w:r>
-    </w:p>
-    <w:bookmarkStart w:id="22" w:name="Xccdf4daded7d5ef2234ccddb9500780045b98ae"/>
+    <w:p>
+      <w:pPr>
+        <w:pStyle w:val="FirstParagraph"/>
+      </w:pPr>
+      <w:r>
+        <w:t xml:space="preserve">📑</w:t>
+      </w:r>
+    </w:p>
+    <w:p>
+      <w:pPr>
+        <w:pStyle w:val="BodyText"/>
+      </w:pPr>
+      <w:r>
+        <w:t xml:space="preserve">SCHEDULE B: JOB DESCRIPTION &amp; KPIs — TEMPLATES</w:t>
+      </w:r>
+    </w:p>
+    <w:p>
+      <w:pPr>
+        <w:pStyle w:val="BodyText"/>
+      </w:pPr>
+      <w:r>
+        <w:t xml:space="preserve"> </w:t>
+      </w:r>
+    </w:p>
+    <w:p>
+      <w:pPr>
+        <w:pStyle w:val="BodyText"/>
+      </w:pPr>
+    </w:p>
+    <w:p>
+      <w:r>
+        <w:pict>
+          <v:rect style="width:0;height:1.5pt" o:hralign="center" o:hrstd="t" o:hr="t"/>
+        </w:pict>
+      </w:r>
+    </w:p>
+    <w:bookmarkStart w:id="25" w:name="table-of-contents"/>
     <w:p>
       <w:pPr>
         <w:pBdr>
@@ -104,220 +120,10 @@
           <w:color w:val="0099CC"/>
           <w:sz w:val="32"/>
         </w:rPr>
-        <w:t xml:space="preserve">SCHEDULE B: JOB DESCRIPTION &amp; KPIs — TEMPLATES</w:t>
-      </w:r>
-    </w:p>
-    <w:bookmarkStart w:id="21" w:name="confidential"/>
-    <w:p>
-      <w:pPr>
-        <w:pStyle w:val="Heading3"/>
-        <w:rPr>
-          <w:color w:val="E08A00"/>
-        </w:rPr>
-      </w:pPr>
-      <w:r>
-        <w:rPr>
-          <w:b/>
-          <w:color w:val="E08A00"/>
-          <w:sz w:val="26"/>
-        </w:rPr>
-        <w:t xml:space="preserve">CONFIDENTIAL</w:t>
-      </w:r>
-    </w:p>
-    <w:p>
-      <w:r>
-        <w:pict>
-          <v:rect style="width:0;height:1.5pt" o:hralign="center" o:hrstd="t" o:hr="t"/>
-        </w:pict>
-      </w:r>
-    </w:p>
-    <w:p>
-      <w:pPr>
-        <w:pStyle w:val="FirstParagraph"/>
-      </w:pPr>
-      <w:r>
-        <w:rPr>
-          <w:bCs/>
-          <w:b/>
-        </w:rPr>
-        <w:t xml:space="preserve">PECH Group Holdings Ltd</w:t>
-      </w:r>
-      <w:r>
-        <w:t xml:space="preserve"> </w:t>
-      </w:r>
-      <w:r>
-        <w:t xml:space="preserve">Lagos, Nigeria</w:t>
-      </w:r>
-      <w:r>
-        <w:t xml:space="preserve"> </w:t>
-      </w:r>
-      <w:r>
-        <w:t xml:space="preserve">Website:</w:t>
-      </w:r>
-      <w:r>
-        <w:t xml:space="preserve"> </w:t>
-      </w:r>
-      <w:hyperlink r:id="rId20">
-        <w:r>
-          <w:rPr>
-            <w:rStyle w:val="Hyperlink"/>
-          </w:rPr>
-          <w:t xml:space="preserve">pechgroupholdings.tech</w:t>
-        </w:r>
-      </w:hyperlink>
-    </w:p>
-    <w:p>
-      <w:r>
-        <w:pict>
-          <v:rect style="width:0;height:1.5pt" o:hralign="center" o:hrstd="t" o:hr="t"/>
-        </w:pict>
-      </w:r>
-    </w:p>
-    <w:p>
-      <w:pPr>
-        <w:pStyle w:val="BlockText"/>
-        <w:pBdr>
-          <w:left w:val="single" w:sz="24" w:space="6" w:color="F5A623"/>
-        </w:pBdr>
-        <w:shd w:fill="FFF8E1" w:val="clear"/>
-      </w:pPr>
-      <w:r>
-        <w:rPr>
-          <w:bCs/>
-          <w:b/>
-        </w:rPr>
-        <w:t xml:space="preserve">Document Reference:</w:t>
-      </w:r>
-      <w:r>
-        <w:t xml:space="preserve"> </w:t>
-      </w:r>
-      <w:r>
-        <w:t xml:space="preserve">PECH-HR-SB-2026-001</w:t>
-      </w:r>
-      <w:r>
-        <w:t xml:space="preserve"> </w:t>
-      </w:r>
-      <w:r>
-        <w:rPr>
-          <w:bCs/>
-          <w:b/>
-        </w:rPr>
-        <w:t xml:space="preserve">Version:</w:t>
-      </w:r>
-      <w:r>
-        <w:t xml:space="preserve"> </w:t>
-      </w:r>
-      <w:r>
-        <w:t xml:space="preserve">1.0</w:t>
-      </w:r>
-    </w:p>
-    <w:p>
-      <w:pPr>
-        <w:pStyle w:val="BlockText"/>
-        <w:pBdr>
-          <w:left w:val="single" w:sz="24" w:space="6" w:color="F5A623"/>
-        </w:pBdr>
-        <w:shd w:fill="FFF8E1" w:val="clear"/>
-      </w:pPr>
-      <w:r>
-        <w:rPr>
-          <w:bCs/>
-          <w:b/>
-        </w:rPr>
-        <w:t xml:space="preserve">Purpose:</w:t>
-      </w:r>
-      <w:r>
-        <w:t xml:space="preserve"> </w:t>
-      </w:r>
-      <w:r>
-        <w:t xml:space="preserve">This document contains pre-filled Schedule B templates for all roles at PECH Group Holdings Ltd. Each Schedule B is designed to be attached to the PECH Full-Time Employment Contract (Clause 2.2). Print the relevant section and attach to the employee’s contract at signing.</w:t>
-      </w:r>
-    </w:p>
-    <w:p>
-      <w:pPr>
-        <w:pStyle w:val="BlockText"/>
-        <w:pBdr>
-          <w:left w:val="single" w:sz="24" w:space="6" w:color="F5A623"/>
-        </w:pBdr>
-        <w:shd w:fill="FFF8E1" w:val="clear"/>
-      </w:pPr>
-      <w:r>
-        <w:rPr>
-          <w:bCs/>
-          <w:b/>
-        </w:rPr>
-        <w:t xml:space="preserve">How to Use:</w:t>
-      </w:r>
-      <w:r>
-        <w:t xml:space="preserve"> </w:t>
-      </w:r>
-      <w:r>
-        <w:t xml:space="preserve">1. Find the section for the employee’s role</w:t>
-      </w:r>
-      <w:r>
-        <w:t xml:space="preserve"> </w:t>
-      </w:r>
-      <w:r>
-        <w:t xml:space="preserve">2. Review and customize KPI targets if needed</w:t>
-      </w:r>
-      <w:r>
-        <w:t xml:space="preserve"> </w:t>
-      </w:r>
-      <w:r>
-        <w:t xml:space="preserve">3. Print the Schedule B section</w:t>
-      </w:r>
-      <w:r>
-        <w:t xml:space="preserve"> </w:t>
-      </w:r>
-      <w:r>
-        <w:t xml:space="preserve">4. Both Employer and Employee sign at the bottom</w:t>
-      </w:r>
-      <w:r>
-        <w:t xml:space="preserve"> </w:t>
-      </w:r>
-      <w:r>
-        <w:t xml:space="preserve">5. Attach to the Employment Contract as Schedule B</w:t>
-      </w:r>
-    </w:p>
-    <w:p>
-      <w:r>
-        <w:pict>
-          <v:rect style="width:0;height:1.5pt" o:hralign="center" o:hrstd="t" o:hr="t"/>
-        </w:pict>
-      </w:r>
-    </w:p>
-    <w:bookmarkEnd w:id="21"/>
-    <w:bookmarkEnd w:id="22"/>
-    <w:bookmarkStart w:id="28" w:name="table-of-contents"/>
-    <w:p>
-      <w:pPr>
-        <w:pBdr>
-          <w:top w:val="single" w:sz="18" w:space="1" w:color="F5A623"/>
-          <w:bottom w:val="single" w:sz="6" w:space="1" w:color="0099CC"/>
-        </w:pBdr>
-        <w:spacing w:before="200" w:after="200"/>
-      </w:pPr>
-    </w:p>
-    <w:p>
-      <w:pPr>
-        <w:pStyle w:val="Heading2"/>
-        <w:rPr>
-          <w:color w:val="0099CC"/>
-        </w:rPr>
-        <w:pBdr>
-          <w:bottom w:val="single" w:sz="6" w:space="2" w:color="00BFFF"/>
-        </w:pBdr>
-      </w:pPr>
-      <w:r>
-        <w:rPr>
-          <w:b/>
-          <w:color w:val="0099CC"/>
-          <w:sz w:val="32"/>
-        </w:rPr>
         <w:t xml:space="preserve">TABLE OF CONTENTS</w:t>
       </w:r>
     </w:p>
-    <w:bookmarkStart w:id="23" w:name="engineering-department"/>
+    <w:bookmarkStart w:id="20" w:name="engineering-department"/>
     <w:p>
       <w:pPr>
         <w:pStyle w:val="Heading3"/>
@@ -504,8 +310,8 @@
         </w:r>
       </w:hyperlink>
     </w:p>
-    <w:bookmarkEnd w:id="23"/>
-    <w:bookmarkStart w:id="24" w:name="design-department"/>
+    <w:bookmarkEnd w:id="20"/>
+    <w:bookmarkStart w:id="21" w:name="design-department"/>
     <w:p>
       <w:pPr>
         <w:pStyle w:val="Heading3"/>
@@ -539,8 +345,8 @@
         </w:r>
       </w:hyperlink>
     </w:p>
-    <w:bookmarkEnd w:id="24"/>
-    <w:bookmarkStart w:id="25" w:name="product-business"/>
+    <w:bookmarkEnd w:id="21"/>
+    <w:bookmarkStart w:id="22" w:name="product-business"/>
     <w:p>
       <w:pPr>
         <w:pStyle w:val="Heading3"/>
@@ -625,8 +431,8 @@
         </w:r>
       </w:hyperlink>
     </w:p>
-    <w:bookmarkEnd w:id="25"/>
-    <w:bookmarkStart w:id="26" w:name="operations"/>
+    <w:bookmarkEnd w:id="22"/>
+    <w:bookmarkStart w:id="23" w:name="operations"/>
     <w:p>
       <w:pPr>
         <w:pStyle w:val="Heading3"/>
@@ -728,8 +534,8 @@
         </w:r>
       </w:hyperlink>
     </w:p>
-    <w:bookmarkEnd w:id="26"/>
-    <w:bookmarkStart w:id="27" w:name="ai-platform-roles-new"/>
+    <w:bookmarkEnd w:id="23"/>
+    <w:bookmarkStart w:id="24" w:name="ai-platform-roles-new"/>
     <w:p>
       <w:pPr>
         <w:pStyle w:val="Heading3"/>
@@ -923,9 +729,9 @@
         </w:pict>
       </w:r>
     </w:p>
-    <w:bookmarkEnd w:id="27"/>
-    <w:bookmarkEnd w:id="28"/>
-    <w:bookmarkStart w:id="34" w:name="cto-founding-technical-architect"/>
+    <w:bookmarkEnd w:id="24"/>
+    <w:bookmarkEnd w:id="25"/>
+    <w:bookmarkStart w:id="31" w:name="cto-founding-technical-architect"/>
     <w:p>
       <w:pPr>
         <w:pBdr>
@@ -954,7 +760,7 @@
         <w:t xml:space="preserve">1. CTO / FOUNDING TECHNICAL ARCHITECT</w:t>
       </w:r>
     </w:p>
-    <w:bookmarkStart w:id="33" w:name="X77775638e42569392b05299301d4804093e7ce5"/>
+    <w:bookmarkStart w:id="30" w:name="X77775638e42569392b05299301d4804093e7ce5"/>
     <w:p>
       <w:pPr>
         <w:pStyle w:val="Heading3"/>
@@ -1259,7 +1065,7 @@
         </w:tc>
       </w:tr>
     </w:tbl>
-    <w:bookmarkStart w:id="29" w:name="key-responsibilities"/>
+    <w:bookmarkStart w:id="26" w:name="key-responsibilities"/>
     <w:p>
       <w:pPr>
         <w:pStyle w:val="Heading4"/>
@@ -1396,8 +1202,8 @@
         <w:t xml:space="preserve">Manage technical vendor relationships and third-party integrations</w:t>
       </w:r>
     </w:p>
-    <w:bookmarkEnd w:id="29"/>
-    <w:bookmarkStart w:id="30" w:name="key-performance-indicators-kpis"/>
+    <w:bookmarkEnd w:id="26"/>
+    <w:bookmarkStart w:id="27" w:name="key-performance-indicators-kpis"/>
     <w:p>
       <w:pPr>
         <w:pStyle w:val="Heading4"/>
@@ -2273,8 +2079,8 @@
         </w:tc>
       </w:tr>
     </w:tbl>
-    <w:bookmarkEnd w:id="30"/>
-    <w:bookmarkStart w:id="31" w:name="required-tools-platforms"/>
+    <w:bookmarkEnd w:id="27"/>
+    <w:bookmarkStart w:id="28" w:name="required-tools-platforms"/>
     <w:p>
       <w:pPr>
         <w:pStyle w:val="Heading4"/>
@@ -2299,8 +2105,8 @@
         <w:t xml:space="preserve">React/Next.js, React Native, Node.js, Python, PostgreSQL, MongoDB, Redis, MQTT, ESP32, AWS/Azure, Docker, Kubernetes, GitHub, Sentry, Jira/Linear</w:t>
       </w:r>
     </w:p>
-    <w:bookmarkEnd w:id="31"/>
-    <w:bookmarkStart w:id="32" w:name="growth-path"/>
+    <w:bookmarkEnd w:id="28"/>
+    <w:bookmarkStart w:id="29" w:name="growth-path"/>
     <w:p>
       <w:pPr>
         <w:pStyle w:val="Heading4"/>
@@ -2407,10 +2213,10 @@
         </w:pict>
       </w:r>
     </w:p>
-    <w:bookmarkEnd w:id="32"/>
-    <w:bookmarkEnd w:id="33"/>
-    <w:bookmarkEnd w:id="34"/>
-    <w:bookmarkStart w:id="39" w:name="full-stack-engineer-erp-web"/>
+    <w:bookmarkEnd w:id="29"/>
+    <w:bookmarkEnd w:id="30"/>
+    <w:bookmarkEnd w:id="31"/>
+    <w:bookmarkStart w:id="36" w:name="full-stack-engineer-erp-web"/>
     <w:p>
       <w:pPr>
         <w:pBdr>
@@ -2439,7 +2245,7 @@
         <w:t xml:space="preserve">2. FULL-STACK ENGINEER (ERP + WEB)</w:t>
       </w:r>
     </w:p>
-    <w:bookmarkStart w:id="38" w:name="Xe49ba4d5e1c89171211cec355a6e34b8b83333a"/>
+    <w:bookmarkStart w:id="35" w:name="Xe49ba4d5e1c89171211cec355a6e34b8b83333a"/>
     <w:p>
       <w:pPr>
         <w:pStyle w:val="Heading3"/>
@@ -2744,7 +2550,7 @@
         </w:tc>
       </w:tr>
     </w:tbl>
-    <w:bookmarkStart w:id="35" w:name="key-responsibilities-1"/>
+    <w:bookmarkStart w:id="32" w:name="key-responsibilities-1"/>
     <w:p>
       <w:pPr>
         <w:pStyle w:val="Heading4"/>
@@ -2857,8 +2663,8 @@
         <w:t xml:space="preserve">Collaborate with UI/UX designer on user-facing features</w:t>
       </w:r>
     </w:p>
-    <w:bookmarkEnd w:id="35"/>
-    <w:bookmarkStart w:id="36" w:name="key-performance-indicators-kpis-1"/>
+    <w:bookmarkEnd w:id="32"/>
+    <w:bookmarkStart w:id="33" w:name="key-performance-indicators-kpis-1"/>
     <w:p>
       <w:pPr>
         <w:pStyle w:val="Heading4"/>
@@ -3550,8 +3356,8 @@
         </w:tc>
       </w:tr>
     </w:tbl>
-    <w:bookmarkEnd w:id="36"/>
-    <w:bookmarkStart w:id="37" w:name="growth-path-1"/>
+    <w:bookmarkEnd w:id="33"/>
+    <w:bookmarkStart w:id="34" w:name="growth-path-1"/>
     <w:p>
       <w:pPr>
         <w:pStyle w:val="Heading4"/>
@@ -3658,10 +3464,10 @@
         </w:pict>
       </w:r>
     </w:p>
-    <w:bookmarkEnd w:id="37"/>
-    <w:bookmarkEnd w:id="38"/>
-    <w:bookmarkEnd w:id="39"/>
-    <w:bookmarkStart w:id="44" w:name="full-stack-engineer-mobile"/>
+    <w:bookmarkEnd w:id="34"/>
+    <w:bookmarkEnd w:id="35"/>
+    <w:bookmarkEnd w:id="36"/>
+    <w:bookmarkStart w:id="41" w:name="full-stack-engineer-mobile"/>
     <w:p>
       <w:pPr>
         <w:pBdr>
@@ -3690,7 +3496,7 @@
         <w:t xml:space="preserve">3. FULL-STACK ENGINEER (MOBILE)</w:t>
       </w:r>
     </w:p>
-    <w:bookmarkStart w:id="43" w:name="Xce455dcc0b579dc58f22cb95513d431131d3d3d"/>
+    <w:bookmarkStart w:id="40" w:name="Xce455dcc0b579dc58f22cb95513d431131d3d3d"/>
     <w:p>
       <w:pPr>
         <w:pStyle w:val="Heading3"/>
@@ -3995,7 +3801,7 @@
         </w:tc>
       </w:tr>
     </w:tbl>
-    <w:bookmarkStart w:id="40" w:name="key-responsibilities-2"/>
+    <w:bookmarkStart w:id="37" w:name="key-responsibilities-2"/>
     <w:p>
       <w:pPr>
         <w:pStyle w:val="Heading4"/>
@@ -4108,8 +3914,8 @@
         <w:t xml:space="preserve">Collaborate with backend team on API contracts</w:t>
       </w:r>
     </w:p>
-    <w:bookmarkEnd w:id="40"/>
-    <w:bookmarkStart w:id="41" w:name="key-performance-indicators-kpis-2"/>
+    <w:bookmarkEnd w:id="37"/>
+    <w:bookmarkStart w:id="38" w:name="key-performance-indicators-kpis-2"/>
     <w:p>
       <w:pPr>
         <w:pStyle w:val="Heading4"/>
@@ -4801,8 +4607,8 @@
         </w:tc>
       </w:tr>
     </w:tbl>
-    <w:bookmarkEnd w:id="41"/>
-    <w:bookmarkStart w:id="42" w:name="growth-path-2"/>
+    <w:bookmarkEnd w:id="38"/>
+    <w:bookmarkStart w:id="39" w:name="growth-path-2"/>
     <w:p>
       <w:pPr>
         <w:pStyle w:val="Heading4"/>
@@ -4909,10 +4715,10 @@
         </w:pict>
       </w:r>
     </w:p>
-    <w:bookmarkEnd w:id="42"/>
-    <w:bookmarkEnd w:id="43"/>
-    <w:bookmarkEnd w:id="44"/>
-    <w:bookmarkStart w:id="49" w:name="frontend-developer"/>
+    <w:bookmarkEnd w:id="39"/>
+    <w:bookmarkEnd w:id="40"/>
+    <w:bookmarkEnd w:id="41"/>
+    <w:bookmarkStart w:id="46" w:name="frontend-developer"/>
     <w:p>
       <w:pPr>
         <w:pBdr>
@@ -4941,7 +4747,7 @@
         <w:t xml:space="preserve">4. FRONTEND DEVELOPER</w:t>
       </w:r>
     </w:p>
-    <w:bookmarkStart w:id="48" w:name="X4b420828e0e00d6299d4ad956968a17c5038835"/>
+    <w:bookmarkStart w:id="45" w:name="X4b420828e0e00d6299d4ad956968a17c5038835"/>
     <w:p>
       <w:pPr>
         <w:pStyle w:val="Heading3"/>
@@ -5246,7 +5052,7 @@
         </w:tc>
       </w:tr>
     </w:tbl>
-    <w:bookmarkStart w:id="45" w:name="key-responsibilities-3"/>
+    <w:bookmarkStart w:id="42" w:name="key-responsibilities-3"/>
     <w:p>
       <w:pPr>
         <w:pStyle w:val="Heading4"/>
@@ -5359,8 +5165,8 @@
         <w:t xml:space="preserve">Collaborate with UI/UX designer and backend engineers</w:t>
       </w:r>
     </w:p>
-    <w:bookmarkEnd w:id="45"/>
-    <w:bookmarkStart w:id="46" w:name="key-performance-indicators-kpis-3"/>
+    <w:bookmarkEnd w:id="42"/>
+    <w:bookmarkStart w:id="43" w:name="key-performance-indicators-kpis-3"/>
     <w:p>
       <w:pPr>
         <w:pStyle w:val="Heading4"/>
@@ -6052,8 +5858,8 @@
         </w:tc>
       </w:tr>
     </w:tbl>
-    <w:bookmarkEnd w:id="46"/>
-    <w:bookmarkStart w:id="47" w:name="growth-path-3"/>
+    <w:bookmarkEnd w:id="43"/>
+    <w:bookmarkStart w:id="44" w:name="growth-path-3"/>
     <w:p>
       <w:pPr>
         <w:pStyle w:val="Heading4"/>
@@ -6160,10 +5966,10 @@
         </w:pict>
       </w:r>
     </w:p>
-    <w:bookmarkEnd w:id="47"/>
-    <w:bookmarkEnd w:id="48"/>
-    <w:bookmarkEnd w:id="49"/>
-    <w:bookmarkStart w:id="54" w:name="backend-developer"/>
+    <w:bookmarkEnd w:id="44"/>
+    <w:bookmarkEnd w:id="45"/>
+    <w:bookmarkEnd w:id="46"/>
+    <w:bookmarkStart w:id="51" w:name="backend-developer"/>
     <w:p>
       <w:pPr>
         <w:pBdr>
@@ -6192,7 +5998,7 @@
         <w:t xml:space="preserve">5. BACKEND DEVELOPER</w:t>
       </w:r>
     </w:p>
-    <w:bookmarkStart w:id="53" w:name="Xc86b117d480ef265d5e1dfc105971070bdeda9d"/>
+    <w:bookmarkStart w:id="50" w:name="Xc86b117d480ef265d5e1dfc105971070bdeda9d"/>
     <w:p>
       <w:pPr>
         <w:pStyle w:val="Heading3"/>
@@ -6497,7 +6303,7 @@
         </w:tc>
       </w:tr>
     </w:tbl>
-    <w:bookmarkStart w:id="50" w:name="key-responsibilities-4"/>
+    <w:bookmarkStart w:id="47" w:name="key-responsibilities-4"/>
     <w:p>
       <w:pPr>
         <w:pStyle w:val="Heading4"/>
@@ -6610,8 +6416,8 @@
         <w:t xml:space="preserve">Write unit and integration tests</w:t>
       </w:r>
     </w:p>
-    <w:bookmarkEnd w:id="50"/>
-    <w:bookmarkStart w:id="51" w:name="key-performance-indicators-kpis-4"/>
+    <w:bookmarkEnd w:id="47"/>
+    <w:bookmarkStart w:id="48" w:name="key-performance-indicators-kpis-4"/>
     <w:p>
       <w:pPr>
         <w:pStyle w:val="Heading4"/>
@@ -7303,8 +7109,8 @@
         </w:tc>
       </w:tr>
     </w:tbl>
-    <w:bookmarkEnd w:id="51"/>
-    <w:bookmarkStart w:id="52" w:name="growth-path-4"/>
+    <w:bookmarkEnd w:id="48"/>
+    <w:bookmarkStart w:id="49" w:name="growth-path-4"/>
     <w:p>
       <w:pPr>
         <w:pStyle w:val="Heading4"/>
@@ -7411,10 +7217,10 @@
         </w:pict>
       </w:r>
     </w:p>
-    <w:bookmarkEnd w:id="52"/>
-    <w:bookmarkEnd w:id="53"/>
-    <w:bookmarkEnd w:id="54"/>
-    <w:bookmarkStart w:id="59" w:name="iot-embedded-systems-engineer"/>
+    <w:bookmarkEnd w:id="49"/>
+    <w:bookmarkEnd w:id="50"/>
+    <w:bookmarkEnd w:id="51"/>
+    <w:bookmarkStart w:id="56" w:name="iot-embedded-systems-engineer"/>
     <w:p>
       <w:pPr>
         <w:pBdr>
@@ -7443,7 +7249,7 @@
         <w:t xml:space="preserve">6. IoT / EMBEDDED SYSTEMS ENGINEER</w:t>
       </w:r>
     </w:p>
-    <w:bookmarkStart w:id="58" w:name="Xa9c0bb61998382081b0428816806f5ac4d2b25b"/>
+    <w:bookmarkStart w:id="55" w:name="Xa9c0bb61998382081b0428816806f5ac4d2b25b"/>
     <w:p>
       <w:pPr>
         <w:pStyle w:val="Heading3"/>
@@ -7748,7 +7554,7 @@
         </w:tc>
       </w:tr>
     </w:tbl>
-    <w:bookmarkStart w:id="55" w:name="key-responsibilities-5"/>
+    <w:bookmarkStart w:id="52" w:name="key-responsibilities-5"/>
     <w:p>
       <w:pPr>
         <w:pStyle w:val="Heading4"/>
@@ -7861,8 +7667,8 @@
         <w:t xml:space="preserve">Ensure device security (encryption, secure boot)</w:t>
       </w:r>
     </w:p>
-    <w:bookmarkEnd w:id="55"/>
-    <w:bookmarkStart w:id="56" w:name="key-performance-indicators-kpis-5"/>
+    <w:bookmarkEnd w:id="52"/>
+    <w:bookmarkStart w:id="53" w:name="key-performance-indicators-kpis-5"/>
     <w:p>
       <w:pPr>
         <w:pStyle w:val="Heading4"/>
@@ -8554,8 +8360,8 @@
         </w:tc>
       </w:tr>
     </w:tbl>
-    <w:bookmarkEnd w:id="56"/>
-    <w:bookmarkStart w:id="57" w:name="growth-path-5"/>
+    <w:bookmarkEnd w:id="53"/>
+    <w:bookmarkStart w:id="54" w:name="growth-path-5"/>
     <w:p>
       <w:pPr>
         <w:pStyle w:val="Heading4"/>
@@ -8662,10 +8468,10 @@
         </w:pict>
       </w:r>
     </w:p>
-    <w:bookmarkEnd w:id="57"/>
-    <w:bookmarkEnd w:id="58"/>
-    <w:bookmarkEnd w:id="59"/>
-    <w:bookmarkStart w:id="64" w:name="devops-engineer"/>
+    <w:bookmarkEnd w:id="54"/>
+    <w:bookmarkEnd w:id="55"/>
+    <w:bookmarkEnd w:id="56"/>
+    <w:bookmarkStart w:id="61" w:name="devops-engineer"/>
     <w:p>
       <w:pPr>
         <w:pBdr>
@@ -8694,7 +8500,7 @@
         <w:t xml:space="preserve">7. DEVOPS ENGINEER</w:t>
       </w:r>
     </w:p>
-    <w:bookmarkStart w:id="63" w:name="Xdca52f010e5ef3f55063fe3da694450c31af233"/>
+    <w:bookmarkStart w:id="60" w:name="Xdca52f010e5ef3f55063fe3da694450c31af233"/>
     <w:p>
       <w:pPr>
         <w:pStyle w:val="Heading3"/>
@@ -8999,7 +8805,7 @@
         </w:tc>
       </w:tr>
     </w:tbl>
-    <w:bookmarkStart w:id="60" w:name="key-responsibilities-6"/>
+    <w:bookmarkStart w:id="57" w:name="key-responsibilities-6"/>
     <w:p>
       <w:pPr>
         <w:pStyle w:val="Heading4"/>
@@ -9112,8 +8918,8 @@
         <w:t xml:space="preserve">Manage domains, DNS, CDN, and SSL certificates</w:t>
       </w:r>
     </w:p>
-    <w:bookmarkEnd w:id="60"/>
-    <w:bookmarkStart w:id="61" w:name="key-performance-indicators-kpis-6"/>
+    <w:bookmarkEnd w:id="57"/>
+    <w:bookmarkStart w:id="58" w:name="key-performance-indicators-kpis-6"/>
     <w:p>
       <w:pPr>
         <w:pStyle w:val="Heading4"/>
@@ -9805,8 +9611,8 @@
         </w:tc>
       </w:tr>
     </w:tbl>
-    <w:bookmarkEnd w:id="61"/>
-    <w:bookmarkStart w:id="62" w:name="growth-path-6"/>
+    <w:bookmarkEnd w:id="58"/>
+    <w:bookmarkStart w:id="59" w:name="growth-path-6"/>
     <w:p>
       <w:pPr>
         <w:pStyle w:val="Heading4"/>
@@ -9913,10 +9719,10 @@
         </w:pict>
       </w:r>
     </w:p>
-    <w:bookmarkEnd w:id="62"/>
-    <w:bookmarkEnd w:id="63"/>
-    <w:bookmarkEnd w:id="64"/>
-    <w:bookmarkStart w:id="69" w:name="junior-software-engineer"/>
+    <w:bookmarkEnd w:id="59"/>
+    <w:bookmarkEnd w:id="60"/>
+    <w:bookmarkEnd w:id="61"/>
+    <w:bookmarkStart w:id="66" w:name="junior-software-engineer"/>
     <w:p>
       <w:pPr>
         <w:pBdr>
@@ -9945,7 +9751,7 @@
         <w:t xml:space="preserve">8. JUNIOR SOFTWARE ENGINEER</w:t>
       </w:r>
     </w:p>
-    <w:bookmarkStart w:id="68" w:name="X15476356e37a87af34ff5a7bbb038af07fe21cc"/>
+    <w:bookmarkStart w:id="65" w:name="X15476356e37a87af34ff5a7bbb038af07fe21cc"/>
     <w:p>
       <w:pPr>
         <w:pStyle w:val="Heading3"/>
@@ -10250,7 +10056,7 @@
         </w:tc>
       </w:tr>
     </w:tbl>
-    <w:bookmarkStart w:id="65" w:name="key-responsibilities-7"/>
+    <w:bookmarkStart w:id="62" w:name="key-responsibilities-7"/>
     <w:p>
       <w:pPr>
         <w:pStyle w:val="Heading4"/>
@@ -10363,8 +10169,8 @@
         <w:t xml:space="preserve">Participate in sprint ceremonies (planning, standups, retros)</w:t>
       </w:r>
     </w:p>
-    <w:bookmarkEnd w:id="65"/>
-    <w:bookmarkStart w:id="66" w:name="key-performance-indicators-kpis-7"/>
+    <w:bookmarkEnd w:id="62"/>
+    <w:bookmarkStart w:id="63" w:name="key-performance-indicators-kpis-7"/>
     <w:p>
       <w:pPr>
         <w:pStyle w:val="Heading4"/>
@@ -11056,8 +10862,8 @@
         </w:tc>
       </w:tr>
     </w:tbl>
-    <w:bookmarkEnd w:id="66"/>
-    <w:bookmarkStart w:id="67" w:name="growth-path-7"/>
+    <w:bookmarkEnd w:id="63"/>
+    <w:bookmarkStart w:id="64" w:name="growth-path-7"/>
     <w:p>
       <w:pPr>
         <w:pStyle w:val="Heading4"/>
@@ -11164,10 +10970,10 @@
         </w:pict>
       </w:r>
     </w:p>
-    <w:bookmarkEnd w:id="67"/>
-    <w:bookmarkEnd w:id="68"/>
-    <w:bookmarkEnd w:id="69"/>
-    <w:bookmarkStart w:id="74" w:name="senior-data-engineer"/>
+    <w:bookmarkEnd w:id="64"/>
+    <w:bookmarkEnd w:id="65"/>
+    <w:bookmarkEnd w:id="66"/>
+    <w:bookmarkStart w:id="71" w:name="senior-data-engineer"/>
     <w:p>
       <w:pPr>
         <w:pBdr>
@@ -11196,7 +11002,7 @@
         <w:t xml:space="preserve">9. SENIOR DATA ENGINEER</w:t>
       </w:r>
     </w:p>
-    <w:bookmarkStart w:id="73" w:name="Xd4151ab7ac58c069a219d41df2f38896889bb4b"/>
+    <w:bookmarkStart w:id="70" w:name="Xd4151ab7ac58c069a219d41df2f38896889bb4b"/>
     <w:p>
       <w:pPr>
         <w:pStyle w:val="Heading3"/>
@@ -11501,7 +11307,7 @@
         </w:tc>
       </w:tr>
     </w:tbl>
-    <w:bookmarkStart w:id="70" w:name="key-responsibilities-8"/>
+    <w:bookmarkStart w:id="67" w:name="key-responsibilities-8"/>
     <w:p>
       <w:pPr>
         <w:pStyle w:val="Heading4"/>
@@ -11614,8 +11420,8 @@
         <w:t xml:space="preserve">Mentor Data Analyst and data interns</w:t>
       </w:r>
     </w:p>
-    <w:bookmarkEnd w:id="70"/>
-    <w:bookmarkStart w:id="71" w:name="key-performance-indicators-kpis-8"/>
+    <w:bookmarkEnd w:id="67"/>
+    <w:bookmarkStart w:id="68" w:name="key-performance-indicators-kpis-8"/>
     <w:p>
       <w:pPr>
         <w:pStyle w:val="Heading4"/>
@@ -12307,8 +12113,8 @@
         </w:tc>
       </w:tr>
     </w:tbl>
-    <w:bookmarkEnd w:id="71"/>
-    <w:bookmarkStart w:id="72" w:name="growth-path-8"/>
+    <w:bookmarkEnd w:id="68"/>
+    <w:bookmarkStart w:id="69" w:name="growth-path-8"/>
     <w:p>
       <w:pPr>
         <w:pStyle w:val="Heading4"/>
@@ -12415,10 +12221,10 @@
         </w:pict>
       </w:r>
     </w:p>
-    <w:bookmarkEnd w:id="72"/>
-    <w:bookmarkEnd w:id="73"/>
-    <w:bookmarkEnd w:id="74"/>
-    <w:bookmarkStart w:id="79" w:name="qa-test-engineer"/>
+    <w:bookmarkEnd w:id="69"/>
+    <w:bookmarkEnd w:id="70"/>
+    <w:bookmarkEnd w:id="71"/>
+    <w:bookmarkStart w:id="76" w:name="qa-test-engineer"/>
     <w:p>
       <w:pPr>
         <w:pBdr>
@@ -12447,7 +12253,7 @@
         <w:t xml:space="preserve">10. QA / TEST ENGINEER</w:t>
       </w:r>
     </w:p>
-    <w:bookmarkStart w:id="78" w:name="Xb9784343cc2aee1adce01532d72258d99d28ef4"/>
+    <w:bookmarkStart w:id="75" w:name="Xb9784343cc2aee1adce01532d72258d99d28ef4"/>
     <w:p>
       <w:pPr>
         <w:pStyle w:val="Heading3"/>
@@ -12752,7 +12558,7 @@
         </w:tc>
       </w:tr>
     </w:tbl>
-    <w:bookmarkStart w:id="75" w:name="key-responsibilities-9"/>
+    <w:bookmarkStart w:id="72" w:name="key-responsibilities-9"/>
     <w:p>
       <w:pPr>
         <w:pStyle w:val="Heading4"/>
@@ -12865,8 +12671,8 @@
         <w:t xml:space="preserve">Report quality metrics to engineering leadership</w:t>
       </w:r>
     </w:p>
-    <w:bookmarkEnd w:id="75"/>
-    <w:bookmarkStart w:id="76" w:name="key-performance-indicators-kpis-9"/>
+    <w:bookmarkEnd w:id="72"/>
+    <w:bookmarkStart w:id="73" w:name="key-performance-indicators-kpis-9"/>
     <w:p>
       <w:pPr>
         <w:pStyle w:val="Heading4"/>
@@ -13600,8 +13406,8 @@
         </w:tc>
       </w:tr>
     </w:tbl>
-    <w:bookmarkEnd w:id="76"/>
-    <w:bookmarkStart w:id="77" w:name="growth-path-9"/>
+    <w:bookmarkEnd w:id="73"/>
+    <w:bookmarkStart w:id="74" w:name="growth-path-9"/>
     <w:p>
       <w:pPr>
         <w:pStyle w:val="Heading4"/>
@@ -13708,10 +13514,10 @@
         </w:pict>
       </w:r>
     </w:p>
-    <w:bookmarkEnd w:id="77"/>
-    <w:bookmarkEnd w:id="78"/>
-    <w:bookmarkEnd w:id="79"/>
-    <w:bookmarkStart w:id="84" w:name="uiux-designer"/>
+    <w:bookmarkEnd w:id="74"/>
+    <w:bookmarkEnd w:id="75"/>
+    <w:bookmarkEnd w:id="76"/>
+    <w:bookmarkStart w:id="81" w:name="uiux-designer"/>
     <w:p>
       <w:pPr>
         <w:pBdr>
@@ -13740,7 +13546,7 @@
         <w:t xml:space="preserve">11. UI/UX DESIGNER</w:t>
       </w:r>
     </w:p>
-    <w:bookmarkStart w:id="83" w:name="X88790d88776134ee5d25abd3a1d8a0a3144eacc"/>
+    <w:bookmarkStart w:id="80" w:name="X88790d88776134ee5d25abd3a1d8a0a3144eacc"/>
     <w:p>
       <w:pPr>
         <w:pStyle w:val="Heading3"/>
@@ -14045,7 +13851,7 @@
         </w:tc>
       </w:tr>
     </w:tbl>
-    <w:bookmarkStart w:id="80" w:name="key-responsibilities-10"/>
+    <w:bookmarkStart w:id="77" w:name="key-responsibilities-10"/>
     <w:p>
       <w:pPr>
         <w:pStyle w:val="Heading4"/>
@@ -14158,8 +13964,8 @@
         <w:t xml:space="preserve">Iterate designs based on user feedback and analytics</w:t>
       </w:r>
     </w:p>
-    <w:bookmarkEnd w:id="80"/>
-    <w:bookmarkStart w:id="81" w:name="key-performance-indicators-kpis-10"/>
+    <w:bookmarkEnd w:id="77"/>
+    <w:bookmarkStart w:id="78" w:name="key-performance-indicators-kpis-10"/>
     <w:p>
       <w:pPr>
         <w:pStyle w:val="Heading4"/>
@@ -14851,8 +14657,8 @@
         </w:tc>
       </w:tr>
     </w:tbl>
-    <w:bookmarkEnd w:id="81"/>
-    <w:bookmarkStart w:id="82" w:name="growth-path-10"/>
+    <w:bookmarkEnd w:id="78"/>
+    <w:bookmarkStart w:id="79" w:name="growth-path-10"/>
     <w:p>
       <w:pPr>
         <w:pStyle w:val="Heading4"/>
@@ -14959,10 +14765,10 @@
         </w:pict>
       </w:r>
     </w:p>
-    <w:bookmarkEnd w:id="82"/>
-    <w:bookmarkEnd w:id="83"/>
-    <w:bookmarkEnd w:id="84"/>
-    <w:bookmarkStart w:id="89" w:name="payments-product-manager"/>
+    <w:bookmarkEnd w:id="79"/>
+    <w:bookmarkEnd w:id="80"/>
+    <w:bookmarkEnd w:id="81"/>
+    <w:bookmarkStart w:id="86" w:name="payments-product-manager"/>
     <w:p>
       <w:pPr>
         <w:pBdr>
@@ -14991,7 +14797,7 @@
         <w:t xml:space="preserve">12. PAYMENTS PRODUCT MANAGER</w:t>
       </w:r>
     </w:p>
-    <w:bookmarkStart w:id="88" w:name="Xec8ae490710eea8c7c3a1ddd410423ab3d87ed5"/>
+    <w:bookmarkStart w:id="85" w:name="Xec8ae490710eea8c7c3a1ddd410423ab3d87ed5"/>
     <w:p>
       <w:pPr>
         <w:pStyle w:val="Heading3"/>
@@ -15296,7 +15102,7 @@
         </w:tc>
       </w:tr>
     </w:tbl>
-    <w:bookmarkStart w:id="85" w:name="key-responsibilities-11"/>
+    <w:bookmarkStart w:id="82" w:name="key-responsibilities-11"/>
     <w:p>
       <w:pPr>
         <w:pStyle w:val="Heading4"/>
@@ -15409,8 +15215,8 @@
         <w:t xml:space="preserve">Manage product backlog using agile methodology</w:t>
       </w:r>
     </w:p>
-    <w:bookmarkEnd w:id="85"/>
-    <w:bookmarkStart w:id="86" w:name="key-performance-indicators-kpis-11"/>
+    <w:bookmarkEnd w:id="82"/>
+    <w:bookmarkStart w:id="83" w:name="key-performance-indicators-kpis-11"/>
     <w:p>
       <w:pPr>
         <w:pStyle w:val="Heading4"/>
@@ -16102,8 +15908,8 @@
         </w:tc>
       </w:tr>
     </w:tbl>
-    <w:bookmarkEnd w:id="86"/>
-    <w:bookmarkStart w:id="87" w:name="growth-path-11"/>
+    <w:bookmarkEnd w:id="83"/>
+    <w:bookmarkStart w:id="84" w:name="growth-path-11"/>
     <w:p>
       <w:pPr>
         <w:pStyle w:val="Heading4"/>
@@ -16210,10 +16016,10 @@
         </w:pict>
       </w:r>
     </w:p>
-    <w:bookmarkEnd w:id="87"/>
-    <w:bookmarkEnd w:id="88"/>
-    <w:bookmarkEnd w:id="89"/>
-    <w:bookmarkStart w:id="94" w:name="data-analyst"/>
+    <w:bookmarkEnd w:id="84"/>
+    <w:bookmarkEnd w:id="85"/>
+    <w:bookmarkEnd w:id="86"/>
+    <w:bookmarkStart w:id="91" w:name="data-analyst"/>
     <w:p>
       <w:pPr>
         <w:pBdr>
@@ -16242,7 +16048,7 @@
         <w:t xml:space="preserve">13. DATA ANALYST</w:t>
       </w:r>
     </w:p>
-    <w:bookmarkStart w:id="93" w:name="X521ec99a2c14453d1caab73dc335de52aa1dafa"/>
+    <w:bookmarkStart w:id="90" w:name="X521ec99a2c14453d1caab73dc335de52aa1dafa"/>
     <w:p>
       <w:pPr>
         <w:pStyle w:val="Heading3"/>
@@ -16547,7 +16353,7 @@
         </w:tc>
       </w:tr>
     </w:tbl>
-    <w:bookmarkStart w:id="90" w:name="key-responsibilities-12"/>
+    <w:bookmarkStart w:id="87" w:name="key-responsibilities-12"/>
     <w:p>
       <w:pPr>
         <w:pStyle w:val="Heading4"/>
@@ -16660,8 +16466,8 @@
         <w:t xml:space="preserve">Present insights to leadership with clear recommendations</w:t>
       </w:r>
     </w:p>
-    <w:bookmarkEnd w:id="90"/>
-    <w:bookmarkStart w:id="91" w:name="key-performance-indicators-kpis-12"/>
+    <w:bookmarkEnd w:id="87"/>
+    <w:bookmarkStart w:id="88" w:name="key-performance-indicators-kpis-12"/>
     <w:p>
       <w:pPr>
         <w:pStyle w:val="Heading4"/>
@@ -17353,8 +17159,8 @@
         </w:tc>
       </w:tr>
     </w:tbl>
-    <w:bookmarkEnd w:id="91"/>
-    <w:bookmarkStart w:id="92" w:name="growth-path-12"/>
+    <w:bookmarkEnd w:id="88"/>
+    <w:bookmarkStart w:id="89" w:name="growth-path-12"/>
     <w:p>
       <w:pPr>
         <w:pStyle w:val="Heading4"/>
@@ -17461,10 +17267,10 @@
         </w:pict>
       </w:r>
     </w:p>
-    <w:bookmarkEnd w:id="92"/>
-    <w:bookmarkEnd w:id="93"/>
-    <w:bookmarkEnd w:id="94"/>
-    <w:bookmarkStart w:id="99" w:name="business-development-lead"/>
+    <w:bookmarkEnd w:id="89"/>
+    <w:bookmarkEnd w:id="90"/>
+    <w:bookmarkEnd w:id="91"/>
+    <w:bookmarkStart w:id="96" w:name="business-development-lead"/>
     <w:p>
       <w:pPr>
         <w:pBdr>
@@ -17493,7 +17299,7 @@
         <w:t xml:space="preserve">14. BUSINESS DEVELOPMENT LEAD</w:t>
       </w:r>
     </w:p>
-    <w:bookmarkStart w:id="98" w:name="X963941af9ff82058264605a9178957df598792a"/>
+    <w:bookmarkStart w:id="95" w:name="X963941af9ff82058264605a9178957df598792a"/>
     <w:p>
       <w:pPr>
         <w:pStyle w:val="Heading3"/>
@@ -17798,7 +17604,7 @@
         </w:tc>
       </w:tr>
     </w:tbl>
-    <w:bookmarkStart w:id="95" w:name="key-responsibilities-13"/>
+    <w:bookmarkStart w:id="92" w:name="key-responsibilities-13"/>
     <w:p>
       <w:pPr>
         <w:pStyle w:val="Heading4"/>
@@ -17911,8 +17717,8 @@
         <w:t xml:space="preserve">Achieve quarterly revenue and partnership targets</w:t>
       </w:r>
     </w:p>
-    <w:bookmarkEnd w:id="95"/>
-    <w:bookmarkStart w:id="96" w:name="key-performance-indicators-kpis-13"/>
+    <w:bookmarkEnd w:id="92"/>
+    <w:bookmarkStart w:id="93" w:name="key-performance-indicators-kpis-13"/>
     <w:p>
       <w:pPr>
         <w:pStyle w:val="Heading4"/>
@@ -18604,8 +18410,8 @@
         </w:tc>
       </w:tr>
     </w:tbl>
-    <w:bookmarkEnd w:id="96"/>
-    <w:bookmarkStart w:id="97" w:name="growth-path-13"/>
+    <w:bookmarkEnd w:id="93"/>
+    <w:bookmarkStart w:id="94" w:name="growth-path-13"/>
     <w:p>
       <w:pPr>
         <w:pStyle w:val="Heading4"/>
@@ -18712,10 +18518,10 @@
         </w:pict>
       </w:r>
     </w:p>
-    <w:bookmarkEnd w:id="97"/>
-    <w:bookmarkEnd w:id="98"/>
-    <w:bookmarkEnd w:id="99"/>
-    <w:bookmarkStart w:id="104" w:name="pssp-compliance-officer"/>
+    <w:bookmarkEnd w:id="94"/>
+    <w:bookmarkEnd w:id="95"/>
+    <w:bookmarkEnd w:id="96"/>
+    <w:bookmarkStart w:id="101" w:name="pssp-compliance-officer"/>
     <w:p>
       <w:pPr>
         <w:pBdr>
@@ -18744,7 +18550,7 @@
         <w:t xml:space="preserve">15. PSSP COMPLIANCE OFFICER</w:t>
       </w:r>
     </w:p>
-    <w:bookmarkStart w:id="103" w:name="X591a3f3c6e955d71f86eed4d563e2a910d3c9d0"/>
+    <w:bookmarkStart w:id="100" w:name="X591a3f3c6e955d71f86eed4d563e2a910d3c9d0"/>
     <w:p>
       <w:pPr>
         <w:pStyle w:val="Heading3"/>
@@ -19049,7 +18855,7 @@
         </w:tc>
       </w:tr>
     </w:tbl>
-    <w:bookmarkStart w:id="100" w:name="key-responsibilities-14"/>
+    <w:bookmarkStart w:id="97" w:name="key-responsibilities-14"/>
     <w:p>
       <w:pPr>
         <w:pStyle w:val="Heading4"/>
@@ -19162,8 +18968,8 @@
         <w:t xml:space="preserve">Manage relationships with regulators</w:t>
       </w:r>
     </w:p>
-    <w:bookmarkEnd w:id="100"/>
-    <w:bookmarkStart w:id="101" w:name="key-performance-indicators-kpis-14"/>
+    <w:bookmarkEnd w:id="97"/>
+    <w:bookmarkStart w:id="98" w:name="key-performance-indicators-kpis-14"/>
     <w:p>
       <w:pPr>
         <w:pStyle w:val="Heading4"/>
@@ -19855,8 +19661,8 @@
         </w:tc>
       </w:tr>
     </w:tbl>
-    <w:bookmarkEnd w:id="101"/>
-    <w:bookmarkStart w:id="102" w:name="growth-path-14"/>
+    <w:bookmarkEnd w:id="98"/>
+    <w:bookmarkStart w:id="99" w:name="growth-path-14"/>
     <w:p>
       <w:pPr>
         <w:pStyle w:val="Heading4"/>
@@ -19963,10 +19769,10 @@
         </w:pict>
       </w:r>
     </w:p>
-    <w:bookmarkEnd w:id="102"/>
-    <w:bookmarkEnd w:id="103"/>
-    <w:bookmarkEnd w:id="104"/>
-    <w:bookmarkStart w:id="109" w:name="market-operations-manager"/>
+    <w:bookmarkEnd w:id="99"/>
+    <w:bookmarkEnd w:id="100"/>
+    <w:bookmarkEnd w:id="101"/>
+    <w:bookmarkStart w:id="106" w:name="market-operations-manager"/>
     <w:p>
       <w:pPr>
         <w:pBdr>
@@ -19995,7 +19801,7 @@
         <w:t xml:space="preserve">16. MARKET OPERATIONS MANAGER</w:t>
       </w:r>
     </w:p>
-    <w:bookmarkStart w:id="108" w:name="X24eca6820777a195eb24899551e4e4346cbd2b7"/>
+    <w:bookmarkStart w:id="105" w:name="X24eca6820777a195eb24899551e4e4346cbd2b7"/>
     <w:p>
       <w:pPr>
         <w:pStyle w:val="Heading3"/>
@@ -20300,7 +20106,7 @@
         </w:tc>
       </w:tr>
     </w:tbl>
-    <w:bookmarkStart w:id="105" w:name="key-responsibilities-15"/>
+    <w:bookmarkStart w:id="102" w:name="key-responsibilities-15"/>
     <w:p>
       <w:pPr>
         <w:pStyle w:val="Heading4"/>
@@ -20413,8 +20219,8 @@
         <w:t xml:space="preserve">Report operational metrics to management</w:t>
       </w:r>
     </w:p>
-    <w:bookmarkEnd w:id="105"/>
-    <w:bookmarkStart w:id="106" w:name="key-performance-indicators-kpis-15"/>
+    <w:bookmarkEnd w:id="102"/>
+    <w:bookmarkStart w:id="103" w:name="key-performance-indicators-kpis-15"/>
     <w:p>
       <w:pPr>
         <w:pStyle w:val="Heading4"/>
@@ -21106,8 +20912,8 @@
         </w:tc>
       </w:tr>
     </w:tbl>
-    <w:bookmarkEnd w:id="106"/>
-    <w:bookmarkStart w:id="107" w:name="growth-path-15"/>
+    <w:bookmarkEnd w:id="103"/>
+    <w:bookmarkStart w:id="104" w:name="growth-path-15"/>
     <w:p>
       <w:pPr>
         <w:pStyle w:val="Heading4"/>
@@ -21214,10 +21020,10 @@
         </w:pict>
       </w:r>
     </w:p>
-    <w:bookmarkEnd w:id="107"/>
-    <w:bookmarkEnd w:id="108"/>
-    <w:bookmarkEnd w:id="109"/>
-    <w:bookmarkStart w:id="113" w:name="logistics-operations-lead"/>
+    <w:bookmarkEnd w:id="104"/>
+    <w:bookmarkEnd w:id="105"/>
+    <w:bookmarkEnd w:id="106"/>
+    <w:bookmarkStart w:id="110" w:name="logistics-operations-lead"/>
     <w:p>
       <w:pPr>
         <w:pBdr>
@@ -21246,7 +21052,7 @@
         <w:t xml:space="preserve">17. LOGISTICS OPERATIONS LEAD</w:t>
       </w:r>
     </w:p>
-    <w:bookmarkStart w:id="112" w:name="Xf5add1a3e3728ca5865f049ace84bb69d1fd687"/>
+    <w:bookmarkStart w:id="109" w:name="Xf5add1a3e3728ca5865f049ace84bb69d1fd687"/>
     <w:p>
       <w:pPr>
         <w:pStyle w:val="Heading3"/>
@@ -21526,7 +21332,7 @@
         </w:tc>
       </w:tr>
     </w:tbl>
-    <w:bookmarkStart w:id="110" w:name="key-responsibilities-16"/>
+    <w:bookmarkStart w:id="107" w:name="key-responsibilities-16"/>
     <w:p>
       <w:pPr>
         <w:pStyle w:val="Heading4"/>
@@ -21639,8 +21445,8 @@
         <w:t xml:space="preserve">Plan logistics expansion to new regions</w:t>
       </w:r>
     </w:p>
-    <w:bookmarkEnd w:id="110"/>
-    <w:bookmarkStart w:id="111" w:name="key-performance-indicators-kpis-16"/>
+    <w:bookmarkEnd w:id="107"/>
+    <w:bookmarkStart w:id="108" w:name="key-performance-indicators-kpis-16"/>
     <w:p>
       <w:pPr>
         <w:pStyle w:val="Heading4"/>
@@ -22414,10 +22220,10 @@
         </w:pict>
       </w:r>
     </w:p>
-    <w:bookmarkEnd w:id="111"/>
-    <w:bookmarkEnd w:id="112"/>
-    <w:bookmarkEnd w:id="113"/>
-    <w:bookmarkStart w:id="117" w:name="regional-field-coordinator"/>
+    <w:bookmarkEnd w:id="108"/>
+    <w:bookmarkEnd w:id="109"/>
+    <w:bookmarkEnd w:id="110"/>
+    <w:bookmarkStart w:id="114" w:name="regional-field-coordinator"/>
     <w:p>
       <w:pPr>
         <w:pBdr>
@@ -22446,7 +22252,7 @@
         <w:t xml:space="preserve">18. REGIONAL FIELD COORDINATOR</w:t>
       </w:r>
     </w:p>
-    <w:bookmarkStart w:id="116" w:name="Xeb556454f44488e642b0f3eec71dc31338f8056"/>
+    <w:bookmarkStart w:id="113" w:name="Xeb556454f44488e642b0f3eec71dc31338f8056"/>
     <w:p>
       <w:pPr>
         <w:pStyle w:val="Heading3"/>
@@ -22726,7 +22532,7 @@
         </w:tc>
       </w:tr>
     </w:tbl>
-    <w:bookmarkStart w:id="114" w:name="key-responsibilities-17"/>
+    <w:bookmarkStart w:id="111" w:name="key-responsibilities-17"/>
     <w:p>
       <w:pPr>
         <w:pStyle w:val="Heading4"/>
@@ -22839,8 +22645,8 @@
         <w:t xml:space="preserve">Report market intelligence and growth opportunities</w:t>
       </w:r>
     </w:p>
-    <w:bookmarkEnd w:id="114"/>
-    <w:bookmarkStart w:id="115" w:name="key-performance-indicators-kpis-17"/>
+    <w:bookmarkEnd w:id="111"/>
+    <w:bookmarkStart w:id="112" w:name="key-performance-indicators-kpis-17"/>
     <w:p>
       <w:pPr>
         <w:pStyle w:val="Heading4"/>
@@ -23614,10 +23420,10 @@
         </w:pict>
       </w:r>
     </w:p>
-    <w:bookmarkEnd w:id="115"/>
-    <w:bookmarkEnd w:id="116"/>
-    <w:bookmarkEnd w:id="117"/>
-    <w:bookmarkStart w:id="121" w:name="support-representative"/>
+    <w:bookmarkEnd w:id="112"/>
+    <w:bookmarkEnd w:id="113"/>
+    <w:bookmarkEnd w:id="114"/>
+    <w:bookmarkStart w:id="118" w:name="support-representative"/>
     <w:p>
       <w:pPr>
         <w:pBdr>
@@ -23646,7 +23452,7 @@
         <w:t xml:space="preserve">19. SUPPORT REPRESENTATIVE</w:t>
       </w:r>
     </w:p>
-    <w:bookmarkStart w:id="120" w:name="X324da295595a6824e31b0d859b0a6fac0f0891b"/>
+    <w:bookmarkStart w:id="117" w:name="X324da295595a6824e31b0d859b0a6fac0f0891b"/>
     <w:p>
       <w:pPr>
         <w:pStyle w:val="Heading3"/>
@@ -23926,7 +23732,7 @@
         </w:tc>
       </w:tr>
     </w:tbl>
-    <w:bookmarkStart w:id="118" w:name="key-responsibilities-18"/>
+    <w:bookmarkStart w:id="115" w:name="key-responsibilities-18"/>
     <w:p>
       <w:pPr>
         <w:pStyle w:val="Heading4"/>
@@ -24039,8 +23845,8 @@
         <w:t xml:space="preserve">Identify complaint patterns and suggest improvements</w:t>
       </w:r>
     </w:p>
-    <w:bookmarkEnd w:id="118"/>
-    <w:bookmarkStart w:id="119" w:name="key-performance-indicators-kpis-18"/>
+    <w:bookmarkEnd w:id="115"/>
+    <w:bookmarkStart w:id="116" w:name="key-performance-indicators-kpis-18"/>
     <w:p>
       <w:pPr>
         <w:pStyle w:val="Heading4"/>
@@ -24814,10 +24620,10 @@
         </w:pict>
       </w:r>
     </w:p>
-    <w:bookmarkEnd w:id="119"/>
-    <w:bookmarkEnd w:id="120"/>
-    <w:bookmarkEnd w:id="121"/>
-    <w:bookmarkStart w:id="125" w:name="field-agent-contract"/>
+    <w:bookmarkEnd w:id="116"/>
+    <w:bookmarkEnd w:id="117"/>
+    <w:bookmarkEnd w:id="118"/>
+    <w:bookmarkStart w:id="122" w:name="field-agent-contract"/>
     <w:p>
       <w:pPr>
         <w:pBdr>
@@ -24846,7 +24652,7 @@
         <w:t xml:space="preserve">20. FIELD AGENT (CONTRACT)</w:t>
       </w:r>
     </w:p>
-    <w:bookmarkStart w:id="124" w:name="Xa4e81c730e9fc920ecc343fa4fb675ab56c9095"/>
+    <w:bookmarkStart w:id="121" w:name="Xa4e81c730e9fc920ecc343fa4fb675ab56c9095"/>
     <w:p>
       <w:pPr>
         <w:pStyle w:val="Heading3"/>
@@ -25138,7 +24944,7 @@
         </w:tc>
       </w:tr>
     </w:tbl>
-    <w:bookmarkStart w:id="122" w:name="key-responsibilities-19"/>
+    <w:bookmarkStart w:id="119" w:name="key-responsibilities-19"/>
     <w:p>
       <w:pPr>
         <w:pStyle w:val="Heading4"/>
@@ -25251,8 +25057,8 @@
         <w:t xml:space="preserve">Follow safety protocols during field operations</w:t>
       </w:r>
     </w:p>
-    <w:bookmarkEnd w:id="122"/>
-    <w:bookmarkStart w:id="123" w:name="key-performance-indicators-kpis-19"/>
+    <w:bookmarkEnd w:id="119"/>
+    <w:bookmarkStart w:id="120" w:name="key-performance-indicators-kpis-19"/>
     <w:p>
       <w:pPr>
         <w:pStyle w:val="Heading4"/>
@@ -26026,10 +25832,10 @@
         </w:pict>
       </w:r>
     </w:p>
-    <w:bookmarkEnd w:id="123"/>
-    <w:bookmarkEnd w:id="124"/>
-    <w:bookmarkEnd w:id="125"/>
-    <w:bookmarkStart w:id="131" w:name="aiml-engineer"/>
+    <w:bookmarkEnd w:id="120"/>
+    <w:bookmarkEnd w:id="121"/>
+    <w:bookmarkEnd w:id="122"/>
+    <w:bookmarkStart w:id="128" w:name="aiml-engineer"/>
     <w:p>
       <w:pPr>
         <w:pBdr>
@@ -26058,7 +25864,7 @@
         <w:t xml:space="preserve">21. AI/ML ENGINEER</w:t>
       </w:r>
     </w:p>
-    <w:bookmarkStart w:id="130" w:name="Xdbae05922882cff312a91910778cc94530284d3"/>
+    <w:bookmarkStart w:id="127" w:name="Xdbae05922882cff312a91910778cc94530284d3"/>
     <w:p>
       <w:pPr>
         <w:pStyle w:val="Heading3"/>
@@ -26363,7 +26169,7 @@
         </w:tc>
       </w:tr>
     </w:tbl>
-    <w:bookmarkStart w:id="126" w:name="key-responsibilities-20"/>
+    <w:bookmarkStart w:id="123" w:name="key-responsibilities-20"/>
     <w:p>
       <w:pPr>
         <w:pStyle w:val="Heading4"/>
@@ -26476,8 +26282,8 @@
         <w:t xml:space="preserve">Monitor model performance, A/B test model versions, and track AI metrics</w:t>
       </w:r>
     </w:p>
-    <w:bookmarkEnd w:id="126"/>
-    <w:bookmarkStart w:id="127" w:name="key-performance-indicators-kpis-20"/>
+    <w:bookmarkEnd w:id="123"/>
+    <w:bookmarkStart w:id="124" w:name="key-performance-indicators-kpis-20"/>
     <w:p>
       <w:pPr>
         <w:pStyle w:val="Heading4"/>
@@ -27261,8 +27067,8 @@
         </w:tc>
       </w:tr>
     </w:tbl>
-    <w:bookmarkEnd w:id="127"/>
-    <w:bookmarkStart w:id="128" w:name="required-tools-platforms-1"/>
+    <w:bookmarkEnd w:id="124"/>
+    <w:bookmarkStart w:id="125" w:name="required-tools-platforms-1"/>
     <w:p>
       <w:pPr>
         <w:pStyle w:val="Heading4"/>
@@ -27287,8 +27093,8 @@
         <w:t xml:space="preserve">Qwen2.5, Phi-4, Mistral, vLLM, Ollama, LangChain, LangGraph, Qdrant, PyTorch, Transformers, PEFT, XGBoost, Docker, NVIDIA CUDA</w:t>
       </w:r>
     </w:p>
-    <w:bookmarkEnd w:id="128"/>
-    <w:bookmarkStart w:id="129" w:name="growth-path-16"/>
+    <w:bookmarkEnd w:id="125"/>
+    <w:bookmarkStart w:id="126" w:name="growth-path-16"/>
     <w:p>
       <w:pPr>
         <w:pStyle w:val="Heading4"/>
@@ -27395,10 +27201,10 @@
         </w:pict>
       </w:r>
     </w:p>
-    <w:bookmarkEnd w:id="129"/>
-    <w:bookmarkEnd w:id="130"/>
-    <w:bookmarkEnd w:id="131"/>
-    <w:bookmarkStart w:id="137" w:name="ai-knowledge-data-engineer"/>
+    <w:bookmarkEnd w:id="126"/>
+    <w:bookmarkEnd w:id="127"/>
+    <w:bookmarkEnd w:id="128"/>
+    <w:bookmarkStart w:id="134" w:name="ai-knowledge-data-engineer"/>
     <w:p>
       <w:pPr>
         <w:pBdr>
@@ -27427,7 +27233,7 @@
         <w:t xml:space="preserve">22. AI KNOWLEDGE / DATA ENGINEER</w:t>
       </w:r>
     </w:p>
-    <w:bookmarkStart w:id="136" w:name="Xbbab79fa108a43fe375e76a9f6b039e991dac67"/>
+    <w:bookmarkStart w:id="133" w:name="Xbbab79fa108a43fe375e76a9f6b039e991dac67"/>
     <w:p>
       <w:pPr>
         <w:pStyle w:val="Heading3"/>
@@ -27732,7 +27538,7 @@
         </w:tc>
       </w:tr>
     </w:tbl>
-    <w:bookmarkStart w:id="132" w:name="key-responsibilities-21"/>
+    <w:bookmarkStart w:id="129" w:name="key-responsibilities-21"/>
     <w:p>
       <w:pPr>
         <w:pStyle w:val="Heading4"/>
@@ -27833,8 +27639,8 @@
         <w:t xml:space="preserve">Support model fine-tuning with curated training datasets</w:t>
       </w:r>
     </w:p>
-    <w:bookmarkEnd w:id="132"/>
-    <w:bookmarkStart w:id="133" w:name="key-performance-indicators-kpis-21"/>
+    <w:bookmarkEnd w:id="129"/>
+    <w:bookmarkStart w:id="130" w:name="key-performance-indicators-kpis-21"/>
     <w:p>
       <w:pPr>
         <w:pStyle w:val="Heading4"/>
@@ -28526,8 +28332,8 @@
         </w:tc>
       </w:tr>
     </w:tbl>
-    <w:bookmarkEnd w:id="133"/>
-    <w:bookmarkStart w:id="134" w:name="required-tools-platforms-2"/>
+    <w:bookmarkEnd w:id="130"/>
+    <w:bookmarkStart w:id="131" w:name="required-tools-platforms-2"/>
     <w:p>
       <w:pPr>
         <w:pStyle w:val="Heading4"/>
@@ -28552,8 +28358,8 @@
         <w:t xml:space="preserve">Python, PostgreSQL, Apache Airflow, Qdrant, DuckDB, Redis, LangChain, Docker, Sentence Transformers, Pandas, Apache Superset</w:t>
       </w:r>
     </w:p>
-    <w:bookmarkEnd w:id="134"/>
-    <w:bookmarkStart w:id="135" w:name="growth-path-17"/>
+    <w:bookmarkEnd w:id="131"/>
+    <w:bookmarkStart w:id="132" w:name="growth-path-17"/>
     <w:p>
       <w:pPr>
         <w:pStyle w:val="Heading4"/>
@@ -28660,10 +28466,10 @@
         </w:pict>
       </w:r>
     </w:p>
-    <w:bookmarkEnd w:id="135"/>
-    <w:bookmarkEnd w:id="136"/>
-    <w:bookmarkEnd w:id="137"/>
-    <w:bookmarkStart w:id="143" w:name="mlops-engineer"/>
+    <w:bookmarkEnd w:id="132"/>
+    <w:bookmarkEnd w:id="133"/>
+    <w:bookmarkEnd w:id="134"/>
+    <w:bookmarkStart w:id="140" w:name="mlops-engineer"/>
     <w:p>
       <w:pPr>
         <w:pBdr>
@@ -28692,7 +28498,7 @@
         <w:t xml:space="preserve">23. MLOps ENGINEER</w:t>
       </w:r>
     </w:p>
-    <w:bookmarkStart w:id="142" w:name="Xc0cecf2d69e38ec10f152876a259846f3e02082"/>
+    <w:bookmarkStart w:id="139" w:name="Xc0cecf2d69e38ec10f152876a259846f3e02082"/>
     <w:p>
       <w:pPr>
         <w:pStyle w:val="Heading3"/>
@@ -28997,7 +28803,7 @@
         </w:tc>
       </w:tr>
     </w:tbl>
-    <w:bookmarkStart w:id="138" w:name="key-responsibilities-22"/>
+    <w:bookmarkStart w:id="135" w:name="key-responsibilities-22"/>
     <w:p>
       <w:pPr>
         <w:pStyle w:val="Heading4"/>
@@ -29110,8 +28916,8 @@
         <w:t xml:space="preserve">Maintain K3s deployment for AI workloads</w:t>
       </w:r>
     </w:p>
-    <w:bookmarkEnd w:id="138"/>
-    <w:bookmarkStart w:id="139" w:name="key-performance-indicators-kpis-22"/>
+    <w:bookmarkEnd w:id="135"/>
+    <w:bookmarkStart w:id="136" w:name="key-performance-indicators-kpis-22"/>
     <w:p>
       <w:pPr>
         <w:pStyle w:val="Heading4"/>
@@ -29803,8 +29609,8 @@
         </w:tc>
       </w:tr>
     </w:tbl>
-    <w:bookmarkEnd w:id="139"/>
-    <w:bookmarkStart w:id="140" w:name="required-tools-platforms-3"/>
+    <w:bookmarkEnd w:id="136"/>
+    <w:bookmarkStart w:id="137" w:name="required-tools-platforms-3"/>
     <w:p>
       <w:pPr>
         <w:pStyle w:val="Heading4"/>
@@ -29829,8 +29635,8 @@
         <w:t xml:space="preserve">vLLM, Ollama, Docker, Kubernetes (K3s), Prometheus, Grafana, NVIDIA CUDA, Woodpecker CI, Harbor, Linux</w:t>
       </w:r>
     </w:p>
-    <w:bookmarkEnd w:id="140"/>
-    <w:bookmarkStart w:id="141" w:name="growth-path-18"/>
+    <w:bookmarkEnd w:id="137"/>
+    <w:bookmarkStart w:id="138" w:name="growth-path-18"/>
     <w:p>
       <w:pPr>
         <w:pStyle w:val="Heading4"/>
@@ -29937,10 +29743,10 @@
         </w:pict>
       </w:r>
     </w:p>
-    <w:bookmarkEnd w:id="141"/>
-    <w:bookmarkEnd w:id="142"/>
-    <w:bookmarkEnd w:id="143"/>
-    <w:bookmarkStart w:id="149" w:name="api-platform-engineer"/>
+    <w:bookmarkEnd w:id="138"/>
+    <w:bookmarkEnd w:id="139"/>
+    <w:bookmarkEnd w:id="140"/>
+    <w:bookmarkStart w:id="146" w:name="api-platform-engineer"/>
     <w:p>
       <w:pPr>
         <w:pBdr>
@@ -29969,7 +29775,7 @@
         <w:t xml:space="preserve">24. API / PLATFORM ENGINEER</w:t>
       </w:r>
     </w:p>
-    <w:bookmarkStart w:id="148" w:name="X447d8a7c122f811b3f5b36eeefe7f10c713e40b"/>
+    <w:bookmarkStart w:id="145" w:name="X447d8a7c122f811b3f5b36eeefe7f10c713e40b"/>
     <w:p>
       <w:pPr>
         <w:pStyle w:val="Heading3"/>
@@ -30274,7 +30080,7 @@
         </w:tc>
       </w:tr>
     </w:tbl>
-    <w:bookmarkStart w:id="144" w:name="key-responsibilities-23"/>
+    <w:bookmarkStart w:id="141" w:name="key-responsibilities-23"/>
     <w:p>
       <w:pPr>
         <w:pStyle w:val="Heading4"/>
@@ -30387,8 +30193,8 @@
         <w:t xml:space="preserve">Performance optimization (caching, compression, pooling)</w:t>
       </w:r>
     </w:p>
-    <w:bookmarkEnd w:id="144"/>
-    <w:bookmarkStart w:id="145" w:name="key-performance-indicators-kpis-23"/>
+    <w:bookmarkEnd w:id="141"/>
+    <w:bookmarkStart w:id="142" w:name="key-performance-indicators-kpis-23"/>
     <w:p>
       <w:pPr>
         <w:pStyle w:val="Heading4"/>
@@ -31080,8 +30886,8 @@
         </w:tc>
       </w:tr>
     </w:tbl>
-    <w:bookmarkEnd w:id="145"/>
-    <w:bookmarkStart w:id="146" w:name="required-tools-platforms-4"/>
+    <w:bookmarkEnd w:id="142"/>
+    <w:bookmarkStart w:id="143" w:name="required-tools-platforms-4"/>
     <w:p>
       <w:pPr>
         <w:pStyle w:val="Heading4"/>
@@ -31106,8 +30912,8 @@
         <w:t xml:space="preserve">Apache APISIX, Keycloak, Node.js, Python, PostgreSQL, Redis, NATS/Kafka, Docker, OpenAPI/Swagger, Strapi</w:t>
       </w:r>
     </w:p>
-    <w:bookmarkEnd w:id="146"/>
-    <w:bookmarkStart w:id="147" w:name="growth-path-19"/>
+    <w:bookmarkEnd w:id="143"/>
+    <w:bookmarkStart w:id="144" w:name="growth-path-19"/>
     <w:p>
       <w:pPr>
         <w:pStyle w:val="Heading4"/>
@@ -31214,10 +31020,10 @@
         </w:pict>
       </w:r>
     </w:p>
-    <w:bookmarkEnd w:id="147"/>
-    <w:bookmarkEnd w:id="148"/>
-    <w:bookmarkEnd w:id="149"/>
-    <w:bookmarkStart w:id="155" w:name="ai-product-manager"/>
+    <w:bookmarkEnd w:id="144"/>
+    <w:bookmarkEnd w:id="145"/>
+    <w:bookmarkEnd w:id="146"/>
+    <w:bookmarkStart w:id="152" w:name="ai-product-manager"/>
     <w:p>
       <w:pPr>
         <w:pBdr>
@@ -31246,7 +31052,7 @@
         <w:t xml:space="preserve">25. AI PRODUCT MANAGER</w:t>
       </w:r>
     </w:p>
-    <w:bookmarkStart w:id="154" w:name="X6898e6faf82245aaf0c5002037341788e68674e"/>
+    <w:bookmarkStart w:id="151" w:name="X6898e6faf82245aaf0c5002037341788e68674e"/>
     <w:p>
       <w:pPr>
         <w:pStyle w:val="Heading3"/>
@@ -31551,7 +31357,7 @@
         </w:tc>
       </w:tr>
     </w:tbl>
-    <w:bookmarkStart w:id="150" w:name="key-responsibilities-24"/>
+    <w:bookmarkStart w:id="147" w:name="key-responsibilities-24"/>
     <w:p>
       <w:pPr>
         <w:pStyle w:val="Heading4"/>
@@ -31664,8 +31470,8 @@
         <w:t xml:space="preserve">Collaborate with engineering on feasibility and timelines</w:t>
       </w:r>
     </w:p>
-    <w:bookmarkEnd w:id="150"/>
-    <w:bookmarkStart w:id="151" w:name="key-performance-indicators-kpis-24"/>
+    <w:bookmarkEnd w:id="147"/>
+    <w:bookmarkStart w:id="148" w:name="key-performance-indicators-kpis-24"/>
     <w:p>
       <w:pPr>
         <w:pStyle w:val="Heading4"/>
@@ -32357,8 +32163,8 @@
         </w:tc>
       </w:tr>
     </w:tbl>
-    <w:bookmarkEnd w:id="151"/>
-    <w:bookmarkStart w:id="152" w:name="required-tools-platforms-5"/>
+    <w:bookmarkEnd w:id="148"/>
+    <w:bookmarkStart w:id="149" w:name="required-tools-platforms-5"/>
     <w:p>
       <w:pPr>
         <w:pStyle w:val="Heading4"/>
@@ -32383,8 +32189,8 @@
         <w:t xml:space="preserve">Jira/Linear, Figma, SQL, Apache Superset, Notion, Miro, Google Workspace</w:t>
       </w:r>
     </w:p>
-    <w:bookmarkEnd w:id="152"/>
-    <w:bookmarkStart w:id="153" w:name="growth-path-20"/>
+    <w:bookmarkEnd w:id="149"/>
+    <w:bookmarkStart w:id="150" w:name="growth-path-20"/>
     <w:p>
       <w:pPr>
         <w:pStyle w:val="Heading4"/>
@@ -32491,10 +32297,10 @@
         </w:pict>
       </w:r>
     </w:p>
-    <w:bookmarkEnd w:id="153"/>
-    <w:bookmarkEnd w:id="154"/>
-    <w:bookmarkEnd w:id="155"/>
-    <w:bookmarkStart w:id="161" w:name="developer-advocate"/>
+    <w:bookmarkEnd w:id="150"/>
+    <w:bookmarkEnd w:id="151"/>
+    <w:bookmarkEnd w:id="152"/>
+    <w:bookmarkStart w:id="158" w:name="developer-advocate"/>
     <w:p>
       <w:pPr>
         <w:pBdr>
@@ -32523,7 +32329,7 @@
         <w:t xml:space="preserve">26. DEVELOPER ADVOCATE</w:t>
       </w:r>
     </w:p>
-    <w:bookmarkStart w:id="160" w:name="Xc64a6eb401a9075fb43077c09c81aeab056b50b"/>
+    <w:bookmarkStart w:id="157" w:name="Xc64a6eb401a9075fb43077c09c81aeab056b50b"/>
     <w:p>
       <w:pPr>
         <w:pStyle w:val="Heading3"/>
@@ -32828,7 +32634,7 @@
         </w:tc>
       </w:tr>
     </w:tbl>
-    <w:bookmarkStart w:id="156" w:name="key-responsibilities-25"/>
+    <w:bookmarkStart w:id="153" w:name="key-responsibilities-25"/>
     <w:p>
       <w:pPr>
         <w:pStyle w:val="Heading4"/>
@@ -32941,8 +32747,8 @@
         <w:t xml:space="preserve">Build and maintain developer portal</w:t>
       </w:r>
     </w:p>
-    <w:bookmarkEnd w:id="156"/>
-    <w:bookmarkStart w:id="157" w:name="key-performance-indicators-kpis-25"/>
+    <w:bookmarkEnd w:id="153"/>
+    <w:bookmarkStart w:id="154" w:name="key-performance-indicators-kpis-25"/>
     <w:p>
       <w:pPr>
         <w:pStyle w:val="Heading4"/>
@@ -33634,8 +33440,8 @@
         </w:tc>
       </w:tr>
     </w:tbl>
-    <w:bookmarkEnd w:id="157"/>
-    <w:bookmarkStart w:id="158" w:name="required-tools-platforms-6"/>
+    <w:bookmarkEnd w:id="154"/>
+    <w:bookmarkStart w:id="155" w:name="required-tools-platforms-6"/>
     <w:p>
       <w:pPr>
         <w:pStyle w:val="Heading4"/>
@@ -33660,8 +33466,8 @@
         <w:t xml:space="preserve">Strapi, Swagger/Redoc, Git/GitHub, Notion, Google Workspace, video tools</w:t>
       </w:r>
     </w:p>
-    <w:bookmarkEnd w:id="158"/>
-    <w:bookmarkStart w:id="159" w:name="growth-path-21"/>
+    <w:bookmarkEnd w:id="155"/>
+    <w:bookmarkStart w:id="156" w:name="growth-path-21"/>
     <w:p>
       <w:pPr>
         <w:pStyle w:val="Heading4"/>
@@ -33768,10 +33574,10 @@
         </w:pict>
       </w:r>
     </w:p>
-    <w:bookmarkEnd w:id="159"/>
-    <w:bookmarkEnd w:id="160"/>
-    <w:bookmarkEnd w:id="161"/>
-    <w:bookmarkStart w:id="167" w:name="technical-writer"/>
+    <w:bookmarkEnd w:id="156"/>
+    <w:bookmarkEnd w:id="157"/>
+    <w:bookmarkEnd w:id="158"/>
+    <w:bookmarkStart w:id="164" w:name="technical-writer"/>
     <w:p>
       <w:pPr>
         <w:pBdr>
@@ -33800,7 +33606,7 @@
         <w:t xml:space="preserve">27. TECHNICAL WRITER</w:t>
       </w:r>
     </w:p>
-    <w:bookmarkStart w:id="166" w:name="X6c219a5ab2e2f6ba8ded139c20005a8176b4798"/>
+    <w:bookmarkStart w:id="163" w:name="X6c219a5ab2e2f6ba8ded139c20005a8176b4798"/>
     <w:p>
       <w:pPr>
         <w:pStyle w:val="Heading3"/>
@@ -34105,7 +33911,7 @@
         </w:tc>
       </w:tr>
     </w:tbl>
-    <w:bookmarkStart w:id="162" w:name="key-responsibilities-26"/>
+    <w:bookmarkStart w:id="159" w:name="key-responsibilities-26"/>
     <w:p>
       <w:pPr>
         <w:pStyle w:val="Heading4"/>
@@ -34218,8 +34024,8 @@
         <w:t xml:space="preserve">Manage documentation versioning and release notes</w:t>
       </w:r>
     </w:p>
-    <w:bookmarkEnd w:id="162"/>
-    <w:bookmarkStart w:id="163" w:name="key-performance-indicators-kpis-26"/>
+    <w:bookmarkEnd w:id="159"/>
+    <w:bookmarkStart w:id="160" w:name="key-performance-indicators-kpis-26"/>
     <w:p>
       <w:pPr>
         <w:pStyle w:val="Heading4"/>
@@ -34911,8 +34717,8 @@
         </w:tc>
       </w:tr>
     </w:tbl>
-    <w:bookmarkEnd w:id="163"/>
-    <w:bookmarkStart w:id="164" w:name="required-tools-platforms-7"/>
+    <w:bookmarkEnd w:id="160"/>
+    <w:bookmarkStart w:id="161" w:name="required-tools-platforms-7"/>
     <w:p>
       <w:pPr>
         <w:pStyle w:val="Heading4"/>
@@ -34937,8 +34743,8 @@
         <w:t xml:space="preserve">Markdown, Git, Strapi, Notion, Google Workspace, Figma (screenshots), Loom (video)</w:t>
       </w:r>
     </w:p>
-    <w:bookmarkEnd w:id="164"/>
-    <w:bookmarkStart w:id="165" w:name="growth-path-22"/>
+    <w:bookmarkEnd w:id="161"/>
+    <w:bookmarkStart w:id="162" w:name="growth-path-22"/>
     <w:p>
       <w:pPr>
         <w:pStyle w:val="Heading4"/>
@@ -35045,10 +34851,10 @@
         </w:pict>
       </w:r>
     </w:p>
-    <w:bookmarkEnd w:id="165"/>
-    <w:bookmarkEnd w:id="166"/>
-    <w:bookmarkEnd w:id="167"/>
-    <w:bookmarkStart w:id="173" w:name="installer-training-network-manager"/>
+    <w:bookmarkEnd w:id="162"/>
+    <w:bookmarkEnd w:id="163"/>
+    <w:bookmarkEnd w:id="164"/>
+    <w:bookmarkStart w:id="170" w:name="installer-training-network-manager"/>
     <w:p>
       <w:pPr>
         <w:pBdr>
@@ -35077,7 +34883,7 @@
         <w:t xml:space="preserve">28. INSTALLER TRAINING &amp; NETWORK MANAGER</w:t>
       </w:r>
     </w:p>
-    <w:bookmarkStart w:id="172" w:name="X2d776204b1b7305a40b7ae852d69e9970867baa"/>
+    <w:bookmarkStart w:id="169" w:name="X2d776204b1b7305a40b7ae852d69e9970867baa"/>
     <w:p>
       <w:pPr>
         <w:pStyle w:val="Heading3"/>
@@ -35382,7 +35188,7 @@
         </w:tc>
       </w:tr>
     </w:tbl>
-    <w:bookmarkStart w:id="168" w:name="key-responsibilities-27"/>
+    <w:bookmarkStart w:id="165" w:name="key-responsibilities-27"/>
     <w:p>
       <w:pPr>
         <w:pStyle w:val="Heading4"/>
@@ -35495,8 +35301,8 @@
         <w:t xml:space="preserve">Build partnerships with technical schools and vocational centers</w:t>
       </w:r>
     </w:p>
-    <w:bookmarkEnd w:id="168"/>
-    <w:bookmarkStart w:id="169" w:name="key-performance-indicators-kpis-27"/>
+    <w:bookmarkEnd w:id="165"/>
+    <w:bookmarkStart w:id="166" w:name="key-performance-indicators-kpis-27"/>
     <w:p>
       <w:pPr>
         <w:pStyle w:val="Heading4"/>
@@ -36188,8 +35994,8 @@
         </w:tc>
       </w:tr>
     </w:tbl>
-    <w:bookmarkEnd w:id="169"/>
-    <w:bookmarkStart w:id="170" w:name="required-tools-platforms-8"/>
+    <w:bookmarkEnd w:id="166"/>
+    <w:bookmarkStart w:id="167" w:name="required-tools-platforms-8"/>
     <w:p>
       <w:pPr>
         <w:pStyle w:val="Heading4"/>
@@ -36214,8 +36020,8 @@
         <w:t xml:space="preserve">ThingsBoard, Google Workspace, LMS platform, PECH installer app, Google Maps</w:t>
       </w:r>
     </w:p>
-    <w:bookmarkEnd w:id="170"/>
-    <w:bookmarkStart w:id="171" w:name="growth-path-23"/>
+    <w:bookmarkEnd w:id="167"/>
+    <w:bookmarkStart w:id="168" w:name="growth-path-23"/>
     <w:p>
       <w:pPr>
         <w:pStyle w:val="Heading4"/>
@@ -36322,10 +36128,10 @@
         </w:pict>
       </w:r>
     </w:p>
-    <w:bookmarkEnd w:id="171"/>
-    <w:bookmarkEnd w:id="172"/>
-    <w:bookmarkEnd w:id="173"/>
-    <w:bookmarkStart w:id="179" w:name="fintech-operations-agent-network-manager"/>
+    <w:bookmarkEnd w:id="168"/>
+    <w:bookmarkEnd w:id="169"/>
+    <w:bookmarkEnd w:id="170"/>
+    <w:bookmarkStart w:id="176" w:name="fintech-operations-agent-network-manager"/>
     <w:p>
       <w:pPr>
         <w:pBdr>
@@ -36354,7 +36160,7 @@
         <w:t xml:space="preserve">29. FINTECH OPERATIONS / AGENT NETWORK MANAGER</w:t>
       </w:r>
     </w:p>
-    <w:bookmarkStart w:id="178" w:name="Xdcfc48f9793864bc6cdb9a9bab20e1ebb0c2663"/>
+    <w:bookmarkStart w:id="175" w:name="Xdcfc48f9793864bc6cdb9a9bab20e1ebb0c2663"/>
     <w:p>
       <w:pPr>
         <w:pStyle w:val="Heading3"/>
@@ -36659,7 +36465,7 @@
         </w:tc>
       </w:tr>
     </w:tbl>
-    <w:bookmarkStart w:id="174" w:name="key-responsibilities-28"/>
+    <w:bookmarkStart w:id="171" w:name="key-responsibilities-28"/>
     <w:p>
       <w:pPr>
         <w:pStyle w:val="Heading4"/>
@@ -36772,8 +36578,8 @@
         <w:t xml:space="preserve">Report on fintech metrics (transaction volume, revenue)</w:t>
       </w:r>
     </w:p>
-    <w:bookmarkEnd w:id="174"/>
-    <w:bookmarkStart w:id="175" w:name="key-performance-indicators-kpis-28"/>
+    <w:bookmarkEnd w:id="171"/>
+    <w:bookmarkStart w:id="172" w:name="key-performance-indicators-kpis-28"/>
     <w:p>
       <w:pPr>
         <w:pStyle w:val="Heading4"/>
@@ -37557,8 +37363,8 @@
         </w:tc>
       </w:tr>
     </w:tbl>
-    <w:bookmarkEnd w:id="175"/>
-    <w:bookmarkStart w:id="176" w:name="required-tools-platforms-9"/>
+    <w:bookmarkEnd w:id="172"/>
+    <w:bookmarkStart w:id="173" w:name="required-tools-platforms-9"/>
     <w:p>
       <w:pPr>
         <w:pStyle w:val="Heading4"/>
@@ -37583,8 +37389,8 @@
         <w:t xml:space="preserve">Apache Fineract, PECH admin dashboard, Paystack/Flutterwave, compliance tools, Chatwoot</w:t>
       </w:r>
     </w:p>
-    <w:bookmarkEnd w:id="176"/>
-    <w:bookmarkStart w:id="177" w:name="growth-path-24"/>
+    <w:bookmarkEnd w:id="173"/>
+    <w:bookmarkStart w:id="174" w:name="growth-path-24"/>
     <w:p>
       <w:pPr>
         <w:pStyle w:val="Heading4"/>
@@ -37691,10 +37497,10 @@
         </w:pict>
       </w:r>
     </w:p>
-    <w:bookmarkEnd w:id="177"/>
-    <w:bookmarkEnd w:id="178"/>
-    <w:bookmarkEnd w:id="179"/>
-    <w:bookmarkStart w:id="185" w:name="aiml-engineering-intern"/>
+    <w:bookmarkEnd w:id="174"/>
+    <w:bookmarkEnd w:id="175"/>
+    <w:bookmarkEnd w:id="176"/>
+    <w:bookmarkStart w:id="182" w:name="aiml-engineering-intern"/>
     <w:p>
       <w:pPr>
         <w:pBdr>
@@ -37723,7 +37529,7 @@
         <w:t xml:space="preserve">30. AI/ML ENGINEERING INTERN</w:t>
       </w:r>
     </w:p>
-    <w:bookmarkStart w:id="184" w:name="X58e1f063a834cec88dd1cfa51c39ff218111e30"/>
+    <w:bookmarkStart w:id="181" w:name="X58e1f063a834cec88dd1cfa51c39ff218111e30"/>
     <w:p>
       <w:pPr>
         <w:pStyle w:val="Heading3"/>
@@ -38028,7 +37834,7 @@
         </w:tc>
       </w:tr>
     </w:tbl>
-    <w:bookmarkStart w:id="180" w:name="key-responsibilities-29"/>
+    <w:bookmarkStart w:id="177" w:name="key-responsibilities-29"/>
     <w:p>
       <w:pPr>
         <w:pStyle w:val="Heading4"/>
@@ -38129,8 +37935,8 @@
         <w:t xml:space="preserve">Participate in code reviews and engineering meetings</w:t>
       </w:r>
     </w:p>
-    <w:bookmarkEnd w:id="180"/>
-    <w:bookmarkStart w:id="181" w:name="key-performance-indicators-kpis-29"/>
+    <w:bookmarkEnd w:id="177"/>
+    <w:bookmarkStart w:id="178" w:name="key-performance-indicators-kpis-29"/>
     <w:p>
       <w:pPr>
         <w:pStyle w:val="Heading4"/>
@@ -38730,8 +38536,8 @@
         </w:tc>
       </w:tr>
     </w:tbl>
-    <w:bookmarkEnd w:id="181"/>
-    <w:bookmarkStart w:id="182" w:name="required-tools-platforms-10"/>
+    <w:bookmarkEnd w:id="178"/>
+    <w:bookmarkStart w:id="179" w:name="required-tools-platforms-10"/>
     <w:p>
       <w:pPr>
         <w:pStyle w:val="Heading4"/>
@@ -38756,8 +38562,8 @@
         <w:t xml:space="preserve">Python, PyTorch, Docker, Git, Ollama, LangChain, Qdrant, Linux</w:t>
       </w:r>
     </w:p>
-    <w:bookmarkEnd w:id="182"/>
-    <w:bookmarkStart w:id="183" w:name="growth-path-25"/>
+    <w:bookmarkEnd w:id="179"/>
+    <w:bookmarkStart w:id="180" w:name="growth-path-25"/>
     <w:p>
       <w:pPr>
         <w:pStyle w:val="Heading4"/>
@@ -38904,18 +38710,10 @@
         <w:t xml:space="preserve">Technology &amp; Infrastructure Enablers for People</w:t>
       </w:r>
     </w:p>
-    <w:bookmarkEnd w:id="183"/>
-    <w:bookmarkEnd w:id="184"/>
-    <w:bookmarkEnd w:id="185"/>
-    <w:bookmarkEnd w:id="186"/>
-    <w:sectPr>
-      <w:pgBorders w:offsetFrom="page">
-        <w:top w:val="single" w:sz="18" w:space="24" w:color="00BFFF"/>
-        <w:left w:val="single" w:sz="18" w:space="24" w:color="0099CC"/>
-        <w:bottom w:val="single" w:sz="18" w:space="24" w:color="F5A623"/>
-        <w:right w:val="single" w:sz="18" w:space="24" w:color="E08A00"/>
-      </w:pgBorders>
-    </w:sectPr>
+    <w:bookmarkEnd w:id="180"/>
+    <w:bookmarkEnd w:id="181"/>
+    <w:bookmarkEnd w:id="182"/>
+    <w:sectPr/>
     <w:p>
       <w:pPr>
         <w:pBdr>
